--- a/docs/Theoretical_Framework_Chapter_Rui_Bai_v1.docx
+++ b/docs/Theoretical_Framework_Chapter_Rui_Bai_v1.docx
@@ -17,7 +17,7 @@
     </w:p>
     <w:p>
       <w:r>
-        <w:t>The order of the chapter is the order of the reasoning. Social complexity, understood after its nonlinear turn as a multidimensional outcome reached along multiple pathways, poses the comparative problem, and socio-political organization names the dimension of complexity this dissertation can analyze (Section 1). Dual-processual theory supplies the vocabulary for variation in socio-political organization, and its corporate pole carries a specific, fourfold theoretical gap (Section 2). Three research questions follow from that gap, and the Yellow River sequence of Jiahu, Jiangzhai, and Taosi is selected as the venue in which they can be answered (Section 3). The remainder of the chapter builds the answering apparatus: an account of corporate organization as a position along five analytical dimensions (Section 4), the social logic of space joined to Activity Zone Analysis as a theory of the evidence (Section 5), and the middle-range bridge whose operational form is Table 1 (Section 6). The chapter closes with the competing hypotheses for the core diachronic question (Section 7) and with the contributions the study anticipates and the conditions that bound them (Section 8).</w:t>
+        <w:t>The order of the chapter is the order of the reasoning. Social complexity, understood after its nonlinear turn as a multidimensional outcome reached along multiple pathways, poses the comparative problem, and socio-political organization names the dimension of complexity this dissertation can analyze (Section 1). Dual-processual theory supplies the vocabulary for variation in socio-political organization, and a close reading of its corporate pole yields the two questions that drive this dissertation, difference within the corporate mode and its articulation with network strategies, together with the fourfold gap that has kept them open (Section 2). Three research questions follow from that gap, and the Yellow River sequence of Jiahu, Jiangzhai, and Taosi is selected as the venue in which they can be answered (Section 3). The remainder of the chapter builds the answering apparatus: an account of corporate organization as a position along five analytical dimensions (Section 4), the social logic of space joined to Activity Zone Analysis as a theory of the evidence (Section 5), and the middle-range bridge whose operational form is Table 1 (Section 6). The chapter closes with the competing hypotheses for the core diachronic question (Section 7) and with the contributions the study anticipates and the conditions that bound them (Section 8).</w:t>
       </w:r>
     </w:p>
     <w:p>
@@ -38,17 +38,22 @@
     </w:p>
     <w:p>
       <w:r>
-        <w:t>The mid-twentieth-century evolutionary schemes of Service (1962) and Fried (1967) gave archaeology its first shared comparative vocabulary. Band, tribe, chiefdom, and state, or egalitarian, ranked, and stratified society, allowed researchers working on unrelated sequences to talk to one another, and the ambition of that generation should not be understated simply because its assumptions did not survive. The processual critique that followed relocated complexity from typological labels to systemic properties: for Flannery (1972), the evolution of complex societies was a matter of segregation, the internal differentiation and specialization of subsystems, and centralization, the degree of linkage between those subsystems and the highest-order controls that regulate them. A society was more complex not because it occupied a higher rung on a ladder but because its parts were more differentiated and more tightly integrated. I rehearse this background only briefly, because the framework of this dissertation begins where the unilinear assumption ends.</w:t>
+        <w:t>The mid-twentieth-century evolutionary schemes gave archaeology its first shared comparative vocabulary. Service (1962) ordered societies as bands, tribes, chiefdoms, and states; Fried (1967) ordered them as egalitarian, ranked, and stratified, with the state as the political consolidation of stratification. The two schemes differed in what they took to be evolving, integrative institutions for Service, access to positions of status for Fried, but they shared a form: a small number of types arranged in a sequence, so that to classify a society was already to locate it in time. What the stage vocabulary bought should not be understated. It allowed researchers working on unrelated sequences to talk to one another, it turned scattered ethnographic and archaeological observations into a single comparative field, and every framework since, including the one used here, inherits that ambition. What it embedded, less visibly, were two assumptions that later work would have to unmake: that the diversity of social forms could be projected onto a single axis, and that position on that axis was measured by hierarchy.</w:t>
       </w:r>
     </w:p>
     <w:p>
       <w:r>
-        <w:t>The decisive development came when comparative evidence made the unilinear assumption untenable. Drennan's (1995) comparison of chiefdoms in northern South America showed that polities of similar demographic scale constituted power in fundamentally different ways: some through control of subsistence economies, others through ritual authority or warfare, with correspondingly different material signatures. Crumley (1995) introduced heterarchy to name organizational forms whose elements are unranked, or rankable in multiple ways, and in doing so decoupled complexity from hierarchy in principle; the African sequences assembled in McIntosh (1999) substantiate that decoupling at regional scale, documenting trajectories that reached considerable scale and differentiation without converging on apex hierarchy. Feinman (2013) showed with cross-cultural data that the relationship between population size and organizational complexity, robust across broad demographic ranges, weakens within narrower bands, so that communities of equivalent size can be organized in fundamentally different ways. And the comparative settlement record shows patterned variation among regional trajectories of community growth rather than convergence on a single sequence (Peterson &amp; Drennan, 2012). On this view, complexity is the scale and differentiation of societal roles and interactions, emergent and nonlinear rather than staged, as the complex systems literature in archaeology now frames it (Davis, 2024). The productive comparative question is no longer what stage a society reached but by what organizational pathway its complexity was constituted.</w:t>
+        <w:t>The processual critique kept the ambition and began dismantling the form. For Flannery (1972), the evolution of complex societies was not passage through types but change in the systemic properties he termed segregation, the internal differentiation and specialization of a society's subsystems, and centralization, the degree of linkage between those subsystems and the highest-order controls that regulate them. The reformulation mattered less for its particular systems idiom than for what it made complexity be: a variable, continuously distributed and in principle measurable, rather than a threshold to be crossed. Once complexity is a variable, societies can differ in it without being earlier or later versions of one another, and the way is open to asking how the variable is put together.</w:t>
       </w:r>
     </w:p>
     <w:p>
       <w:r>
-        <w:t>If pathways differ, the analysis needs a name for what exactly differs among them. That object is socio-political organization.</w:t>
+        <w:t>Comparative evidence then took the decisive step, and it is convenient to state it as three separations. The first separated complexity from hierarchy. Crumley (1995) introduced heterarchy to name organizational forms whose elements are unranked, or rankable in multiple ways, and the point of the concept was not that hierarchies are rare but that hierarchy is one solution among several to the problems of coordination that complexity poses. The African trajectories assembled in McIntosh (1999) gave that argument regional substance: sequences that reached considerable scale and differentiation while distributing authority horizontally, and that read as anomalies only so long as hierarchy remained the measuring stick. The second separation was of organization from scale. Drennan's (1995) comparison of chiefdoms in northern South America showed polities of similar demographic size constituting power in fundamentally different ways, through control of subsistence economies in one region, through ritual authority or warfare in others, with correspondingly different material signatures; Feinman (2013) generalized the observation with cross-cultural data showing that the relationship between population size and organizational complexity, robust across broad demographic ranges, weakens within narrower bands, so that size constrains without determining. The third separation was of trajectory from sequence. The comparative settlement record, read through systematic regional survey, shows patterned variation among regional trajectories of community growth rather than convergence on a single path (Peterson &amp; Drennan, 2012): trajectories differ not randomly but in ways that themselves form comparative patterns, which is precisely what a single-sequence model cannot accommodate.</w:t>
+      </w:r>
+    </w:p>
+    <w:p>
+      <w:r>
+        <w:t>The three separations converge on the view adopted here. Complexity is the scale and differentiation of societal roles and interactions, emergent and nonlinear rather than staged, as the complex systems literature in archaeology now frames it (Davis, 2024). Hierarchy is one of its possible architectures, scale is one of its conditions, and no stage sequence is implied by either. The productive comparative question is no longer what stage a society reached but by what organizational pathway its complexity was constituted, and that question requires a name for what varies among pathways.</w:t>
       </w:r>
     </w:p>
     <w:p>
@@ -107,7 +112,7 @@
     </w:p>
     <w:p>
       <w:r>
-        <w:t>The framework has continued to develop, most prominently in the collective action research that reframed corporate questions as questions about how cooperation is funded and governed (Blanton &amp; Fargher, 2008; Carballo &amp; Feinman, 2016). This dissertation acknowledges that direction but does not pursue it. Its concern is the corporate organization strand of the tradition (Feinman, 2000; Fargher, 2016): the internal structure and historical dynamics of the corporate mode itself, which I argue has remained analytically thinner than the network pole it was paired with. Stating precisely what analytically thinner means is the work of the next section, because the dissertation's questions arise from it.</w:t>
+        <w:t>The framework has continued to develop, most prominently in the collective action research that reframed corporate questions as questions about how cooperation is funded and governed (Blanton &amp; Fargher, 2008; Carballo &amp; Feinman, 2016). This dissertation acknowledges that direction but does not pursue it. Its concern is the corporate organization strand of the tradition (Feinman, 2000; Fargher, 2016): the internal structure and historical dynamics of the corporate mode itself.</w:t>
       </w:r>
     </w:p>
     <w:p>
@@ -115,27 +120,55 @@
         <w:pStyle w:val="Heading2"/>
       </w:pPr>
       <w:r>
-        <w:t>2.2 The Theoretical Gap</w:t>
+        <w:t>2.2 Inside the Corporate Pole: Difference and Articulation</w:t>
       </w:r>
     </w:p>
     <w:p>
       <w:r>
-        <w:t>Set against the maturity of the framework's network pole, four weaknesses define the gap this dissertation addresses.</w:t>
+        <w:t>Taken seriously, the three properties just listed have consequences that the literature has developed unevenly, and two of them define the focus of this dissertation.</w:t>
       </w:r>
     </w:p>
     <w:p>
       <w:r>
-        <w:t>The first is asymmetric development. The network strategy is richly specified. Aggrandizers, prestige-goods circulation, wealth finance, and individualizing monuments give it a dense indicator vocabulary, and an analyst confronting a network-oriented case knows what to look for and how to grade it. The corporate strategy, by contrast, is characterized largely by muting and absence: suppressed wealth differences, faceless monuments, anonymized leadership (Blanton et al., 1996; Feinman, 2000). The characterization is drawn in the negative, and a mode defined mainly by what it lacks cannot support fine-grained comparison among corporate cases. Two corporate villages may differ from each other as profoundly as either differs from a network-oriented center, and the framework as it stands offers little vocabulary for saying how.</w:t>
+        <w:t>The first consequence is that corporate organization cannot be one thing. If the corporate-network axis is orthogonal to scale, then the category must hold together cases as different as an early village whose first communal buildings rose amid households that were simultaneously gaining autonomy (Byrd, 1994) and a city of many thousands organized through corporate institutions at metropolitan scale (Feinman, 2001). If the axis is a continuum, corporate cases occupy a range of positions rather than a point. And the comparative record confirms what the geometry implies: corporate strategies differ cross-culturally in how collectivities constrain their leaders (Fargher, 2016), and communities that look equally corporate from a distance turn out, on close inspection, to manage the tension between household and collectivity in different and sometimes opposite ways, by deepening communal investment in one case, by enclosure and separation in another (Byrd, 1994; Furholt et al., 2020). Yet the analytical vocabulary has not kept pace with this internal variety. The network pole is richly differentiated, its cases gradable by the reach of exchange networks, the volume of prestige goods, the scale of aggrandizement; the corporate pole, characterized largely by what it suppresses, offers no comparable terms. The consequential question about a cooperative village is therefore not whether it is corporate. Prior work has usually already answered that. The question is which corporate it is: pooled at what scale, funded from what base, formalized to what degree. The first task of this dissertation is to give that question analytical form.</w:t>
       </w:r>
     </w:p>
     <w:p>
       <w:r>
-        <w:t>The second is synchronic use. In practice the corporate-network axis has served mostly to classify cases at single moments. Movement along the axis is documented; the shift at Cahokia from group-oriented mound construction to prestige-goods strategies is the best-known example (Trubitt, 2000). But the framework offers little apparatus for describing how corporate organization itself changes: what, other than "toward network," a corporate transformation consists of.</w:t>
+        <w:t>The second consequence is that corporate and network strategies must articulate. Because strategies are pursued by actors within societies rather than fixed as types of them, both are in principle available in any community, and the empirical record shows their coexistence taking at least two distinct figures. One is division across scales: at Teotihuacan, corporate organization at the neighborhood level coexisted for centuries with more exclusionary dynamics among the intermediate elites who managed those same neighborhoods (Manzanilla, 2015), so that the strategies were not rivals for the same ground but occupants of different levels of one system. The other is displacement through time: at Cahokia, an emphasis on group-oriented mound construction gave way to prestige-goods strategies, a documented shift along the axis (Trubitt, 2000). Between these two figures lies the question the framework has not systematically asked: how the strategies stand to each other where they co-occur. The waxing of one may entail the waning of the other, a genuine trade-off in which network strategies grow by capturing what corporate arrangements had held in common. Or the two may stabilize each other by partition, each holding a scale or a domain the other does not contest. Whether a given sequence exhibits trade-off or partition is an empirical question of the first importance, because it determines what the emergence of hierarchy costs the cooperative order that preceded it. The second task of this dissertation is to make that question decidable.</w:t>
       </w:r>
     </w:p>
     <w:p>
       <w:r>
-        <w:t>The third is an unanswered general question. When centralized, hierarchical polities emerge in a sequence that began with cooperative villages, the corporate arrangements of the preceding period must have gone somewhere. They may have dissolved. They may have been rescaled and formalized into the fabric of the new centers. They may have persisted alongside exclusionary strategies at other scales of the same settlements. Comparative cases document each outcome locally: the emergence of corporate buildings alongside deepening household autonomy in Southwest Asian villages (Byrd, 1994), the Cahokian shift (Trubitt, 2000), scalar coexistence at Teotihuacan (Manzanilla, 2015), and communality under tension in Neolithic European agglomerations (Furholt et al., 2020). But the question has not been given a systematic analytical form. It is posed case by case and answered narratively, and no protocol exists for deciding among the outcomes on evidence.</w:t>
+        <w:t>The two tasks are connected, and the connection is why they must be pursued together. Coexistence can only be recognized, and trade-off distinguished from partition, if corporate organization can be assessed scale by scale and graded in its own terms; a framework that can say only corporate or network will register every mixed case as noise. Conversely, internal variation within the corporate mode becomes historically interesting precisely where corporate arrangements meet network pressure, because the dimensions on which corporate cases differ, the scale of pooling, the funding base, the degree of formalization, are the dimensions along which they resist, absorb, or yield. The five-dimensional account of Section 4 is built to serve both tasks at once, and the three hypotheses of Section 7 are, at bottom, three answers to the articulation question posed by the Chinese sequence.</w:t>
+      </w:r>
+    </w:p>
+    <w:p>
+      <w:pPr>
+        <w:pStyle w:val="Heading2"/>
+      </w:pPr>
+      <w:r>
+        <w:t>2.3 The Theoretical Gap</w:t>
+      </w:r>
+    </w:p>
+    <w:p>
+      <w:r>
+        <w:t>That the two questions remain open is not an accident of neglect; it reflects four specific weaknesses in the framework as it stands, and stating them precisely shows what any remedy must contain.</w:t>
+      </w:r>
+    </w:p>
+    <w:p>
+      <w:r>
+        <w:t>The first is asymmetric development. The network strategy is richly specified. Aggrandizers, prestige-goods circulation, wealth finance, and individualizing monuments give it a dense indicator vocabulary, and an analyst confronting a network-oriented case knows what to look for and how to grade it. The corporate strategy, by contrast, is characterized largely by muting and absence: suppressed wealth differences, faceless monuments, anonymized leadership (Blanton et al., 1996; Feinman, 2000). The characterization is drawn in the negative, and a mode defined mainly by what it lacks cannot support fine-grained comparison among corporate cases. This weakness blocks the difference question directly.</w:t>
+      </w:r>
+    </w:p>
+    <w:p>
+      <w:r>
+        <w:t>The second is synchronic use. In practice the corporate-network axis has served mostly to classify cases at single moments. Movement along the axis is documented, the Cahokian shift being the best-known example (Trubitt, 2000), but the framework offers little apparatus for describing how corporate organization itself changes: what, other than "toward network," a corporate transformation consists of.</w:t>
+      </w:r>
+    </w:p>
+    <w:p>
+      <w:r>
+        <w:t>The third is the unanswered general question. When centralized, hierarchical polities emerge in a sequence that began with cooperative villages, the corporate arrangements of the preceding period must have gone somewhere. They may have dissolved. They may have been rescaled and formalized into the fabric of the new centers. They may have persisted alongside exclusionary strategies at other scales of the same settlements. Comparative cases document each outcome locally (Byrd, 1994; Trubitt, 2000; Manzanilla, 2015; Furholt et al., 2020), but the question has not been given a systematic analytical form. It is posed case by case and answered narratively, and no protocol exists for deciding among the outcomes on evidence. This weakness is the articulation question in its diachronic form, and its resolution is what RQ2 will demand.</w:t>
       </w:r>
     </w:p>
     <w:p>
@@ -166,17 +199,32 @@
     </w:p>
     <w:p>
       <w:r>
-        <w:t>A venue for these questions must satisfy demanding conditions: settlement plans complete enough for configurational measurement, artifact provenience published at feature level, and a documented sequence running from early cooperative villages to a centralized polity. The middle reaches of the Yellow River basin satisfy all three, and they do so because of the discipline's own history there. Settlement-based reasoning about social organization has been an actively developed research program in Chinese archaeology since K. C. Chang introduced settlement patterns as both subject and method and Yan Wenming theorized settlement archaeology as a route to social structure (Chang, 1958, 1968, 1986; Yan, 1997a, 1997b; Hein, 2022). Two generations of regional survey and household-scale analysis then built secure chronologies and quantified village interiors (Liu, 1996, 2004; Liu et al., 2002, 2019; Drennan &amp; Dai, 2010; Underhill et al., 2008; Peterson &amp; Drennan, 2012; Peterson &amp; Shelach, 2012; Lee, 2007). The resulting record includes village plans of unusual completeness with feature-level provenience in full excavation reports, exactly what a joint configurational and functional analysis requires (Xi'an Banpo Museum et al., 1988; Henan Provincial Institute of Cultural Relics and Archaeology, 1999; Institute of Archaeology, Chinese Academy of Social Sciences, &amp; Shanxi Provincial Linfen Municipal Bureau of Cultural Relics, 2015). For Taosi, the 1978-1985 report is supplemented by the published results of the subsequent seasons that exposed the walled enclosure and the palatial precinct (He, 2018; Liu &amp; Chen, 2012).</w:t>
+        <w:t>A venue for these questions must satisfy demanding conditions: settlement plans complete enough for configurational measurement, artifact provenience published at feature level, and a documented sequence running from early cooperative villages to a centralized polity. The middle reaches of the Yellow River basin satisfy all three, and they do so because of the discipline's own history there.</w:t>
       </w:r>
     </w:p>
     <w:p>
       <w:r>
-        <w:t>Three sites anchor the test. Jiahu (ca. 7000-5700 BC) documents an extensively exposed early sedentary village. Jiangzhai (ca. 4700-4400 BC) preserves the canonical centripetal village plan of the Banpo type, five clusters of dwellings opening onto a central plaza. Taosi (ca. 2300-1900 BC) is a walled center with palatial architecture and pronounced mortuary differentiation (Zhang &amp; Cui, 2013; Peterson &amp; Shelach, 2012; Lee, 2007; Liu &amp; Chen, 2012; He, 2018). The sequence spans precisely the transition the general question concerns: from cooperative village to centralized polity within a single macro-region.</w:t>
+        <w:t>Settlement-based reasoning about social organization is not an imported afterthought in Chinese archaeology; it has been an actively developed research program for two generations. K. C. Chang demonstrated in the 1950s that community organization could be read from settlement data, arguing from New World cases that the spatial grouping of dwellings registers the social grouping of their inhabitants (Chang, 1958), and a decade later assembled the programmatic case for settlement archaeology as both subject and method (Chang, 1968), a framing his later synthesis carried into the study of early China (Chang, 1986). Within China, Yan Wenming theorized settlement archaeology as a route to social structure, distinguishing the analysis of individual settlement layouts and their internal organization from the study of relations among settlements and of change in settlement systems over time, three levels of inquiry with the village interior as the foundation (Yan, 1997a, 1997b). Recent disciplinary assessment traces how this program took root and developed its own theoretical and methodological identity in Chinese practice (Hein, 2022). The result is a national literature for which the questions this dissertation asks are native rather than imposed.</w:t>
       </w:r>
     </w:p>
     <w:p>
       <w:r>
-        <w:t>Two further features make the venue apt rather than merely adequate. The prevailing account of Chinese complexification is a narrative of gradual development toward centralized authority, classically theorized as the progressive monopolization of ritual communication (Chang, 1983; Liu, 2004, 2009; Underhill, 1997). Under that narrative, the cooperative substrate of the sequence has been described but not analyzed in its own right; the early villages appear as a baseline from which hierarchy departs, not as organizational achievements with structures and dynamics of their own. And configurational methods remain almost unapplied to this record, so the measurements themselves break new ground (Meng &amp; Zhang, 2025; Song &amp; Zhang, 2022). The choice is a reasoned selection of a testing ground, not a claim that the Yellow River case is unique; Section 8 states the terms on which its results may travel.</w:t>
+        <w:t>On that foundation, two generations of fieldwork built exactly the record the questions require. Regional systematic survey established settlement hierarchies and their variability: Liu's (1996) analysis of Longshan-period settlement patterns opened the study of chiefdom variability and early state emergence in North China, the Yiluo River program documented the growth and reorganization of a regional settlement system across the Neolithic-Bronze Age transition (Liu et al., 2002), and its long-term synthesis now rests on full-coverage survey of 1,183 square kilometers recording 451 sites (Liu et al., 2019). Comparable programs in southeastern Shandong (Underhill et al., 2008) and comparative analyses across survey regions (Drennan &amp; Dai, 2010; Peterson &amp; Drennan, 2012) placed the North Chinese trajectories in the cross-cultural study of community growth. At the household scale, the record has been quantified with equal care, and with results that matter directly to this dissertation. Lee (2007) read the canonical Banpo-tradition village as a segmentary social formation, its residential groups integrated through a centripetal spatial order; Peterson and Shelach (2012) read the same village as a community of economically autonomous households with limited differentiation. Both readings place the village on the corporate side of the axis, and they disagree about nearly everything else: about the scale at which cooperation operated, about how far household autonomy qualified it, about what the village's collective order actually organized. The disagreement is exactly the difference question of Section 2.2 in local form, and it persists because the shared vocabulary stops at "corporate."</w:t>
+      </w:r>
+    </w:p>
+    <w:p>
+      <w:r>
+        <w:t>The documentary basis for resolving such questions is unusually strong. Full excavation reports publish village plans of exceptional completeness with feature-level provenience, house by house, pit by pit, burial by burial (Xi'an Banpo Museum et al., 1988; Henan Provincial Institute of Cultural Relics and Archaeology, 1999; Institute of Archaeology, Chinese Academy of Social Sciences, &amp; Shanxi Provincial Linfen Municipal Bureau of Cultural Relics, 2015). For Taosi, the 1978-1985 report is supplemented by the published results of the subsequent seasons that exposed the walled enclosure and the palatial precinct (He, 2018; Liu &amp; Chen, 2012). It is this conjunction, complete plans and provenienced assemblages in the same publications, that a joint configurational and functional analysis requires and that few archaeological records anywhere supply.</w:t>
+      </w:r>
+    </w:p>
+    <w:p>
+      <w:r>
+        <w:t>Three sites anchor the test, and each contributes something the others cannot. Jiahu (ca. 7000-5700 BC) documents an extensively exposed early sedentary village of the Peiligang horizon, its houses, storage pits, and several hundred burials interleaved within the settlement, the burials including the bone flutes and inscribed tortoise shells that have made the site famous and that mark ritual practice embedded in a village context (Zhang &amp; Cui, 2013). Jiahu shows what organization looked like near the beginning of sedentary life in the region. Jiangzhai (ca. 4700-4400 BC) preserves the canonical centripetal plan of the Banpo type: five clusters of dwellings whose doorways open toward a shared central plaza, the whole ringed by a ditch (Xi'an Banpo Museum et al., 1988; Lee, 2007; Peterson &amp; Shelach, 2012). It is the most completely exposed village plan in the sequence and the clearest candidate for corporate spatial order, which is why its interpretation has borne the disagreement described above. Taosi (ca. 2300-1900 BC) is a walled center of the terminal Longshan period, with an earlier walled town succeeded by a vastly larger enclosure, a palatial precinct, craft and storage areas, and a cemetery whose extreme mortuary differentiation marks the emergence of a stratified political order; its late period preserves evidence of violent political disruption (He, 2018; Liu &amp; Chen, 2012). Taosi is where the fate of the earlier corporate order must be legible, if it is legible anywhere. The sequence spans precisely the transition the general question concerns: from cooperative village to centralized polity within a single macro-region.</w:t>
+      </w:r>
+    </w:p>
+    <w:p>
+      <w:r>
+        <w:t>Two further features make the venue apt rather than merely adequate. The prevailing account of Chinese complexification is a narrative of gradual development toward centralized authority, classically theorized as the progressive monopolization of ritual communication (Chang, 1983; Liu, 2004, 2009; Underhill, 1997). That narrative has organized the field's attention toward the endpoints, origins of inequality, emergence of the state, and under it the cooperative substrate of the sequence has been described but not analyzed in its own right: the early villages appear as the baseline from which hierarchy departs, not as organizational achievements with structures and dynamics of their own. A framework centered on corporate organization inverts that emphasis without denying the trajectory. And configurational methods remain almost unapplied to this record. Two decades of space syntax research in China have concentrated on urban and architectural studies of later and modern periods (Meng &amp; Zhang, 2025), with prehistoric applications rare and directed at other regions of the record (Song &amp; Zhang, 2022). The measurements this dissertation makes are therefore new measurements, not reanalyses. The choice is a reasoned selection of a testing ground, not a claim that the Yellow River case is unique; Section 8 states the terms on which its results may travel.</w:t>
       </w:r>
     </w:p>
     <w:p>
@@ -245,7 +293,7 @@
     </w:p>
     <w:p>
       <w:r>
-        <w:t>The first requirement the research questions impose is internal structure for the corporate mode, whose absence constitutes the first two weaknesses of Section 2.2. A binary corporate-or-network diagnosis would be uninformative for most of the Chinese Neolithic sequence, where prior readings already place the early villages on the egalitarian-to-corporate side even as they differ on how far household-level differentiation qualifies that reading (Lee, 2007; Peterson &amp; Shelach, 2012; Zhang &amp; Cui, 2013). To classify Jiangzhai as corporate is to say almost nothing that its excavators did not already assume. The productive question is how corporate organization differed and transformed across the sequence.</w:t>
+        <w:t>The first requirement the research questions impose is internal structure for the corporate mode: an answer to the difference question of Section 2.2, whose absence constitutes the first two weaknesses of Section 2.3. A binary corporate-or-network diagnosis would be uninformative for most of the Chinese Neolithic sequence, where prior readings already place the early villages on the egalitarian-to-corporate side even as they differ on how far household-level differentiation qualifies that reading (Lee, 2007; Peterson &amp; Shelach, 2012; Zhang &amp; Cui, 2013). To classify Jiangzhai as corporate is to say almost nothing that its excavators did not already assume. The productive question is how corporate organization differed and transformed across the sequence.</w:t>
       </w:r>
     </w:p>
     <w:p>
@@ -270,12 +318,12 @@
     </w:p>
     <w:p>
       <w:r>
-        <w:t>The fourth dimension is scalar coexistence with exclusionary strategies. Corporate and network strategies can operate simultaneously at different scales of the same community, as Manzanilla (2015) has shown for Teotihuacan, where corporate neighborhood organization coexisted with more exclusionary dynamics at other levels of the city. A settlement is therefore assessed scale by scale, and cross-scale dissonance is an expected, meaningful outcome rather than a contradiction to be explained away.</w:t>
+        <w:t>The fourth dimension is scalar coexistence with exclusionary strategies. Corporate and network strategies can operate simultaneously at different scales of the same community, as Manzanilla (2015) has shown for Teotihuacan, where corporate neighborhood organization coexisted with more exclusionary dynamics at other levels of the city. A settlement is therefore assessed scale by scale, and cross-scale dissonance is an expected, meaningful outcome rather than a contradiction to be explained away. This dimension is the articulation question of Section 2.2 in synchronic form: it is where partition between the strategies, if it existed, will show.</w:t>
       </w:r>
     </w:p>
     <w:p>
       <w:r>
-        <w:t>The fifth dimension is stability, tension, and strategic shift. Corporate arrangements can hold household differentiation in a stable frame, fracture under it, or give way to exclusionary strategies. Documented cases include the shift from group-oriented monument building to prestige-goods strategies at Cahokia (Trubitt, 2000) and the resolution of communal-household tension through enclosure and separation in Neolithic Europe (Furholt et al., 2020). Where a sequence moves on this dimension is the heart of RQ2.</w:t>
+        <w:t>The fifth dimension is stability, tension, and strategic shift. Corporate arrangements can hold household differentiation in a stable frame, fracture under it, or give way to exclusionary strategies. Documented cases include the shift from group-oriented monument building to prestige-goods strategies at Cahokia (Trubitt, 2000) and the resolution of communal-household tension through enclosure and separation in Neolithic Europe (Furholt et al., 2020). This dimension is the articulation question in diachronic form, trade-off unfolding in time, and where a sequence moves on it is the heart of RQ2.</w:t>
       </w:r>
     </w:p>
     <w:p>
@@ -313,7 +361,7 @@
     </w:p>
     <w:p>
       <w:r>
-        <w:t>These rules are restated operationally in Section 6, where they govern the evaluation of the ten tendencies. What the strategy concepts still lack is a theory of the evidence itself: a reason why settlement space, of all records, should register socio-political organization. That reason is the subject of Section 5, and it answers the fourth weakness of Section 2.2.</w:t>
+        <w:t>These rules are restated operationally in Section 6, where they govern the evaluation of the ten tendencies. What the strategy concepts still lack is a theory of the evidence itself: a reason why settlement space, of all records, should register socio-political organization. That reason is the subject of Section 5, and it answers the fourth weakness of Section 2.3.</w:t>
       </w:r>
     </w:p>
     <w:p>
@@ -549,7 +597,7 @@
     </w:p>
     <w:p>
       <w:r>
-        <w:t>RQ2's three alternatives, strategic shift, increasing formalization, and hybrid forms, are developed as three competing hypotheses; they correspond to the three conceivable fates of corporate organization posed in Section 2.2. The dissertation reads the question through the dimensional apparatus of Section 4.1: what changes from site to site is corporate organization's position on the five dimensions, and the hypotheses are alternative descriptions of that movement.</w:t>
+        <w:t>RQ2's three alternatives, strategic shift, increasing formalization, and hybrid forms, are developed as three competing hypotheses; they correspond to the three conceivable fates of corporate organization posed in Section 2.3, and each is an answer to the articulation question of Section 2.2. The dissertation reads the question through the dimensional apparatus of Section 4.1: what changes from site to site is corporate organization's position on the five dimensions, and the hypotheses are alternative descriptions of that movement.</w:t>
       </w:r>
     </w:p>
     <w:p>

--- a/docs/Theoretical_Framework_Chapter_Rui_Bai_v1.docx
+++ b/docs/Theoretical_Framework_Chapter_Rui_Bai_v1.docx
@@ -17,7 +17,7 @@
     </w:p>
     <w:p>
       <w:r>
-        <w:t>The order of the chapter is the order of the reasoning. Social complexity, understood after its nonlinear turn as a multidimensional outcome reached along multiple pathways, poses the comparative problem, and socio-political organization names the dimension of complexity this dissertation can analyze (Section 1). Dual-processual theory supplies the vocabulary for variation in socio-political organization, and a close reading of its corporate pole yields the two questions that drive this dissertation, difference within the corporate mode and its articulation with network strategies, together with the fourfold gap that has kept them open (Section 2). Three research questions follow from that gap, and the Yellow River sequence of Jiahu, Jiangzhai, and Taosi is selected as the venue in which they can be answered (Section 3). The remainder of the chapter builds the answering apparatus: an account of corporate organization as a position along five analytical dimensions (Section 4), the social logic of space joined to Activity Zone Analysis as a theory of the evidence (Section 5), and the middle-range bridge whose operational form is Table 1 (Section 6). The chapter closes with the competing hypotheses for the core diachronic question (Section 7) and with the contributions the study anticipates and the conditions that bound them (Section 8).</w:t>
+        <w:t>The order of the chapter is the order of the reasoning. Social complexity, understood after its nonlinear turn as a multidimensional outcome reached along multiple pathways, poses the comparative problem, and socio-political organization names the dimension of complexity this dissertation can analyze (Section 1). Dual-processual theory supplies the vocabulary for variation in socio-political organization, and a close reading of its corporate pole yields the two questions that drive this dissertation, difference within the corporate mode and its coexistence with network strategies, together with the fourfold gap that has kept them open (Section 2). Three research questions follow from that gap, and the Yellow River sequence of Jiahu, Jiangzhai, and Taosi is selected as the venue in which they can be answered (Section 3). The remainder of the chapter builds the answering apparatus: an account of corporate organization as a position along five analytical dimensions (Section 4), the social logic of space joined to Activity Zone Analysis as a theory of the evidence (Section 5), and the middle-range bridge whose operational form is Table 1 (Section 6). The chapter closes with the competing hypotheses for the core diachronic question (Section 7) and with the contributions the study anticipates and the conditions that bound them (Section 8).</w:t>
       </w:r>
     </w:p>
     <w:p>
@@ -120,7 +120,7 @@
         <w:pStyle w:val="Heading2"/>
       </w:pPr>
       <w:r>
-        <w:t>2.2 Inside the Corporate Pole: Difference and Articulation</w:t>
+        <w:t>2.2 Inside the Corporate Pole: Difference and Coexistence</w:t>
       </w:r>
     </w:p>
     <w:p>
@@ -135,12 +135,12 @@
     </w:p>
     <w:p>
       <w:r>
-        <w:t>The second consequence is that corporate and network strategies must articulate. Because strategies are pursued by actors within societies rather than fixed as types of them, both are in principle available in any community, and the empirical record shows their coexistence taking at least two distinct figures. One is division across scales: at Teotihuacan, corporate organization at the neighborhood level coexisted for centuries with more exclusionary dynamics among the intermediate elites who managed those same neighborhoods (Manzanilla, 2015), so that the strategies were not rivals for the same ground but occupants of different levels of one system. The other is displacement through time: at Cahokia, an emphasis on group-oriented mound construction gave way to prestige-goods strategies, a documented shift along the axis (Trubitt, 2000). Between these two figures lies the question the framework has not systematically asked: how the strategies stand to each other where they co-occur. The waxing of one may entail the waning of the other, a genuine trade-off in which network strategies grow by capturing what corporate arrangements had held in common. Or the two may stabilize each other by partition, each holding a scale or a domain the other does not contest. Whether a given sequence exhibits trade-off or partition is an empirical question of the first importance, because it determines what the emergence of hierarchy costs the cooperative order that preceded it. The second task of this dissertation is to make that question decidable.</w:t>
+        <w:t>The second consequence is that corporate and network strategies must coexist, and the forms of their coexistence are an object of study in their own right. Because strategies are pursued by actors within societies rather than fixed as types of them, both are in principle available in any community, and the empirical record shows their coexistence taking at least two distinct forms. One form is division across scales: at Teotihuacan, corporate organization at the neighborhood level coexisted for centuries with more exclusionary dynamics among the intermediate elites who managed those same neighborhoods (Manzanilla, 2015), so that the strategies were not rivals for the same ground but occupants of different levels of one system. The other form is displacement through time: at Cahokia, an emphasis on group-oriented mound construction gave way to prestige-goods strategies, a documented shift along the axis (Trubitt, 2000). Between these two forms lies the question the framework has not systematically asked: how the strategies stand to each other where they co-occur. The waxing of one may entail the waning of the other, a genuine trade-off in which network strategies grow by capturing what corporate arrangements had held in common. Or the two may stabilize each other by partition, each holding a scale or a domain the other does not contest. Whether a given sequence exhibits trade-off or partition is an empirical question of the first importance, because it determines what the emergence of hierarchy costs the cooperative order that preceded it. The second task of this dissertation is to make that question decidable.</w:t>
       </w:r>
     </w:p>
     <w:p>
       <w:r>
-        <w:t>The two tasks are connected, and the connection is why they must be pursued together. Coexistence can only be recognized, and trade-off distinguished from partition, if corporate organization can be assessed scale by scale and graded in its own terms; a framework that can say only corporate or network will register every mixed case as noise. Conversely, internal variation within the corporate mode becomes historically interesting precisely where corporate arrangements meet network pressure, because the dimensions on which corporate cases differ, the scale of pooling, the funding base, the degree of formalization, are the dimensions along which they resist, absorb, or yield. The five-dimensional account of Section 4 is built to serve both tasks at once, and the three hypotheses of Section 7 are, at bottom, three answers to the articulation question posed by the Chinese sequence.</w:t>
+        <w:t>The two tasks are connected, and the connection is why they must be pursued together. Coexistence can only be recognized, and trade-off distinguished from partition, if corporate organization can be assessed scale by scale and graded in its own terms; a framework that can say only corporate or network will register every mixed case as noise. Conversely, internal variation within the corporate mode becomes historically interesting precisely where corporate arrangements meet network pressure, because the dimensions on which corporate cases differ, the scale of pooling, the funding base, the degree of formalization, are the dimensions along which they resist, absorb, or yield. The five-dimensional account of Section 4 is built to serve both tasks at once, and the three hypotheses of Section 7 are, at bottom, three answers to the coexistence question posed by the Chinese sequence.</w:t>
       </w:r>
     </w:p>
     <w:p>
@@ -168,7 +168,7 @@
     </w:p>
     <w:p>
       <w:r>
-        <w:t>The third is the unanswered general question. When centralized, hierarchical polities emerge in a sequence that began with cooperative villages, the corporate arrangements of the preceding period must have gone somewhere. They may have dissolved. They may have been rescaled and formalized into the fabric of the new centers. They may have persisted alongside exclusionary strategies at other scales of the same settlements. Comparative cases document each outcome locally (Byrd, 1994; Trubitt, 2000; Manzanilla, 2015; Furholt et al., 2020), but the question has not been given a systematic analytical form. It is posed case by case and answered narratively, and no protocol exists for deciding among the outcomes on evidence. This weakness is the articulation question in its diachronic form, and its resolution is what RQ2 will demand.</w:t>
+        <w:t>The third is the unanswered general question. When centralized, hierarchical polities emerge in a sequence that began with cooperative villages, the corporate arrangements of the preceding period must have gone somewhere. They may have dissolved. They may have been rescaled and formalized into the fabric of the new centers. They may have persisted alongside exclusionary strategies at other scales of the same settlements. Comparative cases document each outcome locally (Byrd, 1994; Trubitt, 2000; Manzanilla, 2015; Furholt et al., 2020), but the question has not been given a systematic analytical form. It is posed case by case and answered narratively, and no protocol exists for deciding among the outcomes on evidence. This weakness is the coexistence question in its diachronic form, and its resolution is what RQ2 will demand.</w:t>
       </w:r>
     </w:p>
     <w:p>
@@ -318,12 +318,12 @@
     </w:p>
     <w:p>
       <w:r>
-        <w:t>The fourth dimension is scalar coexistence with exclusionary strategies. Corporate and network strategies can operate simultaneously at different scales of the same community, as Manzanilla (2015) has shown for Teotihuacan, where corporate neighborhood organization coexisted with more exclusionary dynamics at other levels of the city. A settlement is therefore assessed scale by scale, and cross-scale dissonance is an expected, meaningful outcome rather than a contradiction to be explained away. This dimension is the articulation question of Section 2.2 in synchronic form: it is where partition between the strategies, if it existed, will show.</w:t>
+        <w:t>The fourth dimension is scalar coexistence with exclusionary strategies. Corporate and network strategies can operate simultaneously at different scales of the same community, as Manzanilla (2015) has shown for Teotihuacan, where corporate neighborhood organization coexisted with more exclusionary dynamics at other levels of the city. A settlement is therefore assessed scale by scale, and cross-scale dissonance is an expected, meaningful outcome rather than a contradiction to be explained away. This dimension is the coexistence question of Section 2.2 in synchronic form: it is where partition between the strategies, if it existed, will show.</w:t>
       </w:r>
     </w:p>
     <w:p>
       <w:r>
-        <w:t>The fifth dimension is stability, tension, and strategic shift. Corporate arrangements can hold household differentiation in a stable frame, fracture under it, or give way to exclusionary strategies. Documented cases include the shift from group-oriented monument building to prestige-goods strategies at Cahokia (Trubitt, 2000) and the resolution of communal-household tension through enclosure and separation in Neolithic Europe (Furholt et al., 2020). This dimension is the articulation question in diachronic form, trade-off unfolding in time, and where a sequence moves on it is the heart of RQ2.</w:t>
+        <w:t>The fifth dimension is stability, tension, and strategic shift. Corporate arrangements can hold household differentiation in a stable frame, fracture under it, or give way to exclusionary strategies. Documented cases include the shift from group-oriented monument building to prestige-goods strategies at Cahokia (Trubitt, 2000) and the resolution of communal-household tension through enclosure and separation in Neolithic Europe (Furholt et al., 2020). This dimension is the coexistence question in diachronic form, trade-off unfolding in time, and where a sequence moves on it is the heart of RQ2.</w:t>
       </w:r>
     </w:p>
     <w:p>
@@ -597,7 +597,7 @@
     </w:p>
     <w:p>
       <w:r>
-        <w:t>RQ2's three alternatives, strategic shift, increasing formalization, and hybrid forms, are developed as three competing hypotheses; they correspond to the three conceivable fates of corporate organization posed in Section 2.3, and each is an answer to the articulation question of Section 2.2. The dissertation reads the question through the dimensional apparatus of Section 4.1: what changes from site to site is corporate organization's position on the five dimensions, and the hypotheses are alternative descriptions of that movement.</w:t>
+        <w:t>RQ2's three alternatives, strategic shift, increasing formalization, and hybrid forms, are developed as three competing hypotheses; they correspond to the three conceivable fates of corporate organization posed in Section 2.3, and each is an answer to the coexistence question of Section 2.2. The dissertation reads the question through the dimensional apparatus of Section 4.1: what changes from site to site is corporate organization's position on the five dimensions, and the hypotheses are alternative descriptions of that movement.</w:t>
       </w:r>
     </w:p>
     <w:p>
